--- a/tma/templates/Adenda de Extensión de Plazo - Contrato Tradicional - PF en USD.docx
+++ b/tma/templates/Adenda de Extensión de Plazo - Contrato Tradicional - PF en USD.docx
@@ -1,6 +1,6 @@
 
 <file path=word/document.xml><?xml version="1.0" encoding="utf-8"?>
-<w:document xmlns:wpc="http://schemas.microsoft.com/office/word/2010/wordprocessingCanvas" xmlns:cx="http://schemas.microsoft.com/office/drawing/2014/chartex" xmlns:cx1="http://schemas.microsoft.com/office/drawing/2015/9/8/chartex" xmlns:cx2="http://schemas.microsoft.com/office/drawing/2015/10/21/chartex" xmlns:cx3="http://schemas.microsoft.com/office/drawing/2016/5/9/chartex" xmlns:cx4="http://schemas.microsoft.com/office/drawing/2016/5/10/chartex" xmlns:cx5="http://schemas.microsoft.com/office/drawing/2016/5/11/chartex" xmlns:cx6="http://schemas.microsoft.com/office/drawing/2016/5/12/chartex" xmlns:cx7="http://schemas.microsoft.com/office/drawing/2016/5/13/chartex" xmlns:cx8="http://schemas.microsoft.com/office/drawing/2016/5/14/chartex" xmlns:mc="http://schemas.openxmlformats.org/markup-compatibility/2006" xmlns:aink="http://schemas.microsoft.com/office/drawing/2016/ink" xmlns:am3d="http://schemas.microsoft.com/office/drawing/2017/model3d" xmlns:o="urn:schemas-microsoft-com:office:office" xmlns:oel="http://schemas.microsoft.com/office/2019/extlst" xmlns:r="http://schemas.openxmlformats.org/officeDocument/2006/relationships" xmlns:m="http://schemas.openxmlformats.org/officeDocument/2006/math" xmlns:v="urn:schemas-microsoft-com:vml" xmlns:wp14="http://schemas.microsoft.com/office/word/2010/wordprocessingDrawing" xmlns:wp="http://schemas.openxmlformats.org/drawingml/2006/wordprocessingDrawing" xmlns:w10="urn:schemas-microsoft-com:office:word" xmlns:w="http://schemas.openxmlformats.org/wordprocessingml/2006/main" xmlns:w14="http://schemas.microsoft.com/office/word/2010/wordml" xmlns:w15="http://schemas.microsoft.com/office/word/2012/wordml" xmlns:w16cex="http://schemas.microsoft.com/office/word/2018/wordml/cex" xmlns:w16cid="http://schemas.microsoft.com/office/word/2016/wordml/cid" xmlns:w16="http://schemas.microsoft.com/office/word/2018/wordml" xmlns:w16du="http://schemas.microsoft.com/office/word/2023/wordml/word16du" xmlns:w16sdtdh="http://schemas.microsoft.com/office/word/2020/wordml/sdtdatahash" xmlns:w16sdtfl="http://schemas.microsoft.com/office/word/2024/wordml/sdtformatlock" xmlns:w16se="http://schemas.microsoft.com/office/word/2015/wordml/symex" xmlns:wpg="http://schemas.microsoft.com/office/word/2010/wordprocessingGroup" xmlns:wpi="http://schemas.microsoft.com/office/word/2010/wordprocessingInk" xmlns:wne="http://schemas.microsoft.com/office/word/2006/wordml" xmlns:wps="http://schemas.microsoft.com/office/word/2010/wordprocessingShape" mc:Ignorable="w14 w15 w16se w16cid w16 w16cex w16sdtdh w16sdtfl w16du wp14">
+<w:document xmlns:wpc="http://schemas.microsoft.com/office/word/2010/wordprocessingCanvas" xmlns:cx="http://schemas.microsoft.com/office/drawing/2014/chartex" xmlns:cx1="http://schemas.microsoft.com/office/drawing/2015/9/8/chartex" xmlns:mc="http://schemas.openxmlformats.org/markup-compatibility/2006" xmlns:o="urn:schemas-microsoft-com:office:office" xmlns:r="http://schemas.openxmlformats.org/officeDocument/2006/relationships" xmlns:m="http://schemas.openxmlformats.org/officeDocument/2006/math" xmlns:v="urn:schemas-microsoft-com:vml" xmlns:wp14="http://schemas.microsoft.com/office/word/2010/wordprocessingDrawing" xmlns:wp="http://schemas.openxmlformats.org/drawingml/2006/wordprocessingDrawing" xmlns:w10="urn:schemas-microsoft-com:office:word" xmlns:w="http://schemas.openxmlformats.org/wordprocessingml/2006/main" xmlns:w14="http://schemas.microsoft.com/office/word/2010/wordml" xmlns:w15="http://schemas.microsoft.com/office/word/2012/wordml" xmlns:w16se="http://schemas.microsoft.com/office/word/2015/wordml/symex" xmlns:wpg="http://schemas.microsoft.com/office/word/2010/wordprocessingGroup" xmlns:wpi="http://schemas.microsoft.com/office/word/2010/wordprocessingInk" xmlns:wne="http://schemas.microsoft.com/office/word/2006/wordml" xmlns:wps="http://schemas.microsoft.com/office/word/2010/wordprocessingShape" mc:Ignorable="w14 w15 w16se wp14">
   <w:body>
     <w:p>
       <w:pPr>
@@ -428,61 +428,43 @@
       <w:r>
         <w:rPr>
           <w:rFonts w:ascii="Arial" w:hAnsi="Arial" w:cs="Arial"/>
-          <w:sz w:val="20"/>
-          <w:szCs w:val="20"/>
-          <w:highlight w:val="yellow"/>
-        </w:rPr>
-        <w:t>__</w:t>
-      </w:r>
-      <w:r>
-        <w:rPr>
-          <w:rFonts w:ascii="Arial" w:hAnsi="Arial" w:cs="Arial"/>
-          <w:sz w:val="20"/>
-          <w:szCs w:val="20"/>
-        </w:rPr>
-        <w:t xml:space="preserve"> de </w:t>
-      </w:r>
-      <w:r>
-        <w:rPr>
-          <w:rFonts w:ascii="Arial" w:hAnsi="Arial" w:cs="Arial"/>
-          <w:sz w:val="20"/>
-          <w:szCs w:val="20"/>
-          <w:highlight w:val="yellow"/>
-        </w:rPr>
-        <w:t>____</w:t>
-      </w:r>
-      <w:r>
-        <w:rPr>
-          <w:rFonts w:ascii="Arial" w:hAnsi="Arial" w:cs="Arial"/>
-          <w:sz w:val="20"/>
-          <w:szCs w:val="20"/>
-        </w:rPr>
-        <w:t xml:space="preserve"> de</w:t>
-      </w:r>
-      <w:r>
-        <w:rPr>
-          <w:rFonts w:ascii="Arial" w:hAnsi="Arial" w:cs="Arial"/>
-          <w:sz w:val="20"/>
-          <w:szCs w:val="20"/>
-        </w:rPr>
-        <w:t xml:space="preserve"> </w:t>
-      </w:r>
-      <w:r>
-        <w:rPr>
-          <w:rFonts w:ascii="Arial" w:hAnsi="Arial" w:cs="Arial"/>
-          <w:sz w:val="20"/>
-          <w:szCs w:val="20"/>
-          <w:highlight w:val="yellow"/>
-        </w:rPr>
-        <w:t>__</w:t>
-      </w:r>
-      <w:r>
-        <w:rPr>
-          <w:rFonts w:ascii="Arial" w:hAnsi="Arial" w:cs="Arial"/>
-          <w:sz w:val="20"/>
-          <w:szCs w:val="20"/>
-        </w:rPr>
-        <w:t xml:space="preserve">, las Partes celebraron un contrato de locación (en lo sucesivo, el “Contrato”) por un sector </w:t>
+          <w:color w:val="FF0000"/>
+          <w:sz w:val="20"/>
+          <w:szCs w:val="20"/>
+        </w:rPr>
+        <w:t xml:space="preserve">__ </w:t>
+      </w:r>
+      <w:r>
+        <w:rPr>
+          <w:rFonts w:ascii="Arial" w:hAnsi="Arial" w:cs="Arial"/>
+          <w:sz w:val="20"/>
+          <w:szCs w:val="20"/>
+        </w:rPr>
+        <w:t xml:space="preserve">de </w:t>
+      </w:r>
+      <w:r>
+        <w:rPr>
+          <w:rFonts w:ascii="Arial" w:hAnsi="Arial" w:cs="Arial"/>
+          <w:sz w:val="20"/>
+          <w:szCs w:val="20"/>
+        </w:rPr>
+        <w:t>____ de</w:t>
+      </w:r>
+      <w:r>
+        <w:rPr>
+          <w:rFonts w:ascii="Arial" w:hAnsi="Arial" w:cs="Arial"/>
+          <w:sz w:val="20"/>
+          <w:szCs w:val="20"/>
+        </w:rPr>
+        <w:t xml:space="preserve"> __,</w:t>
+      </w:r>
+      <w:r>
+        <w:rPr>
+          <w:rFonts w:ascii="Arial" w:hAnsi="Arial" w:cs="Arial"/>
+          <w:sz w:val="20"/>
+          <w:szCs w:val="20"/>
+        </w:rPr>
+        <w:t xml:space="preserve"> las Partes celebraron un contrato de locación (en lo sucesivo, el “Contrato”) por un sector </w:t>
       </w:r>
       <w:r>
         <w:rPr>
@@ -665,6 +647,8 @@
         </w:rPr>
         <w:t xml:space="preserve">Que el plazo de vigencia del Contrato finalizó el </w:t>
       </w:r>
+      <w:bookmarkStart w:id="0" w:name="_GoBack"/>
+      <w:bookmarkEnd w:id="0"/>
       <w:r>
         <w:rPr>
           <w:rFonts w:ascii="Arial" w:hAnsi="Arial" w:cs="Arial"/>
@@ -1322,7 +1306,7 @@
         </w:rPr>
         <w:t>6</w:t>
       </w:r>
-      <w:commentRangeStart w:id="0"/>
+      <w:commentRangeStart w:id="1"/>
       <w:r>
         <w:rPr>
           <w:rFonts w:ascii="Arial" w:hAnsi="Arial" w:cs="Arial"/>
@@ -1347,7 +1331,7 @@
         </w:rPr>
         <w:t>enta) días desde la firma de la presente Adenda</w:t>
       </w:r>
-      <w:commentRangeEnd w:id="0"/>
+      <w:commentRangeEnd w:id="1"/>
       <w:r>
         <w:rPr>
           <w:rStyle w:val="Refdecomentario"/>
@@ -1355,7 +1339,7 @@
           <w:sz w:val="20"/>
           <w:szCs w:val="20"/>
         </w:rPr>
-        <w:commentReference w:id="0"/>
+        <w:commentReference w:id="1"/>
       </w:r>
       <w:r>
         <w:rPr>
@@ -3997,7 +3981,7 @@
       </w:pPr>
     </w:p>
     <w:sectPr>
-      <w:footerReference w:type="default" r:id="rId13"/>
+      <w:footerReference w:type="default" r:id="rId12"/>
       <w:pgSz w:w="11907" w:h="16839" w:code="9"/>
       <w:pgMar w:top="1417" w:right="1701" w:bottom="1417" w:left="1701" w:header="708" w:footer="708" w:gutter="0"/>
       <w:cols w:space="708"/>
@@ -4008,8 +3992,8 @@
 </file>
 
 <file path=word/comments.xml><?xml version="1.0" encoding="utf-8"?>
-<w:comments xmlns:wpc="http://schemas.microsoft.com/office/word/2010/wordprocessingCanvas" xmlns:cx="http://schemas.microsoft.com/office/drawing/2014/chartex" xmlns:cx1="http://schemas.microsoft.com/office/drawing/2015/9/8/chartex" xmlns:cx2="http://schemas.microsoft.com/office/drawing/2015/10/21/chartex" xmlns:cx3="http://schemas.microsoft.com/office/drawing/2016/5/9/chartex" xmlns:cx4="http://schemas.microsoft.com/office/drawing/2016/5/10/chartex" xmlns:cx5="http://schemas.microsoft.com/office/drawing/2016/5/11/chartex" xmlns:cx6="http://schemas.microsoft.com/office/drawing/2016/5/12/chartex" xmlns:cx7="http://schemas.microsoft.com/office/drawing/2016/5/13/chartex" xmlns:cx8="http://schemas.microsoft.com/office/drawing/2016/5/14/chartex" xmlns:mc="http://schemas.openxmlformats.org/markup-compatibility/2006" xmlns:aink="http://schemas.microsoft.com/office/drawing/2016/ink" xmlns:am3d="http://schemas.microsoft.com/office/drawing/2017/model3d" xmlns:o="urn:schemas-microsoft-com:office:office" xmlns:oel="http://schemas.microsoft.com/office/2019/extlst" xmlns:r="http://schemas.openxmlformats.org/officeDocument/2006/relationships" xmlns:m="http://schemas.openxmlformats.org/officeDocument/2006/math" xmlns:v="urn:schemas-microsoft-com:vml" xmlns:wp14="http://schemas.microsoft.com/office/word/2010/wordprocessingDrawing" xmlns:wp="http://schemas.openxmlformats.org/drawingml/2006/wordprocessingDrawing" xmlns:w10="urn:schemas-microsoft-com:office:word" xmlns:w="http://schemas.openxmlformats.org/wordprocessingml/2006/main" xmlns:w14="http://schemas.microsoft.com/office/word/2010/wordml" xmlns:w15="http://schemas.microsoft.com/office/word/2012/wordml" xmlns:w16cex="http://schemas.microsoft.com/office/word/2018/wordml/cex" xmlns:w16cid="http://schemas.microsoft.com/office/word/2016/wordml/cid" xmlns:w16="http://schemas.microsoft.com/office/word/2018/wordml" xmlns:w16du="http://schemas.microsoft.com/office/word/2023/wordml/word16du" xmlns:w16sdtdh="http://schemas.microsoft.com/office/word/2020/wordml/sdtdatahash" xmlns:w16sdtfl="http://schemas.microsoft.com/office/word/2024/wordml/sdtformatlock" xmlns:w16se="http://schemas.microsoft.com/office/word/2015/wordml/symex" xmlns:wpg="http://schemas.microsoft.com/office/word/2010/wordprocessingGroup" xmlns:wpi="http://schemas.microsoft.com/office/word/2010/wordprocessingInk" xmlns:wne="http://schemas.microsoft.com/office/word/2006/wordml" xmlns:wps="http://schemas.microsoft.com/office/word/2010/wordprocessingShape" mc:Ignorable="w14 w15 w16se w16cid w16 w16cex w16sdtdh w16sdtfl w16du wp14">
-  <w:comment w:id="0" w:author="Federico Matt" w:date="2021-03-03T16:13:00Z" w:initials="FM">
+<w:comments xmlns:wpc="http://schemas.microsoft.com/office/word/2010/wordprocessingCanvas" xmlns:cx="http://schemas.microsoft.com/office/drawing/2014/chartex" xmlns:cx1="http://schemas.microsoft.com/office/drawing/2015/9/8/chartex" xmlns:mc="http://schemas.openxmlformats.org/markup-compatibility/2006" xmlns:o="urn:schemas-microsoft-com:office:office" xmlns:r="http://schemas.openxmlformats.org/officeDocument/2006/relationships" xmlns:m="http://schemas.openxmlformats.org/officeDocument/2006/math" xmlns:v="urn:schemas-microsoft-com:vml" xmlns:wp14="http://schemas.microsoft.com/office/word/2010/wordprocessingDrawing" xmlns:wp="http://schemas.openxmlformats.org/drawingml/2006/wordprocessingDrawing" xmlns:w10="urn:schemas-microsoft-com:office:word" xmlns:w="http://schemas.openxmlformats.org/wordprocessingml/2006/main" xmlns:w14="http://schemas.microsoft.com/office/word/2010/wordml" xmlns:w15="http://schemas.microsoft.com/office/word/2012/wordml" xmlns:w16se="http://schemas.microsoft.com/office/word/2015/wordml/symex" xmlns:wpg="http://schemas.microsoft.com/office/word/2010/wordprocessingGroup" xmlns:wpi="http://schemas.microsoft.com/office/word/2010/wordprocessingInk" xmlns:wne="http://schemas.microsoft.com/office/word/2006/wordml" xmlns:wps="http://schemas.microsoft.com/office/word/2010/wordprocessingShape" mc:Ignorable="w14 w15 w16se wp14">
+  <w:comment w:id="1" w:author="Federico Matt" w:date="2021-03-03T16:13:00Z" w:initials="FM">
     <w:p>
       <w:pPr>
         <w:pStyle w:val="Textocomentario"/>
@@ -4029,7 +4013,7 @@
 </file>
 
 <file path=word/commentsExtended.xml><?xml version="1.0" encoding="utf-8"?>
-<w15:commentsEx xmlns:wpc="http://schemas.microsoft.com/office/word/2010/wordprocessingCanvas" xmlns:cx="http://schemas.microsoft.com/office/drawing/2014/chartex" xmlns:cx1="http://schemas.microsoft.com/office/drawing/2015/9/8/chartex" xmlns:cx2="http://schemas.microsoft.com/office/drawing/2015/10/21/chartex" xmlns:cx3="http://schemas.microsoft.com/office/drawing/2016/5/9/chartex" xmlns:cx4="http://schemas.microsoft.com/office/drawing/2016/5/10/chartex" xmlns:cx5="http://schemas.microsoft.com/office/drawing/2016/5/11/chartex" xmlns:cx6="http://schemas.microsoft.com/office/drawing/2016/5/12/chartex" xmlns:cx7="http://schemas.microsoft.com/office/drawing/2016/5/13/chartex" xmlns:cx8="http://schemas.microsoft.com/office/drawing/2016/5/14/chartex" xmlns:mc="http://schemas.openxmlformats.org/markup-compatibility/2006" xmlns:aink="http://schemas.microsoft.com/office/drawing/2016/ink" xmlns:am3d="http://schemas.microsoft.com/office/drawing/2017/model3d" xmlns:o="urn:schemas-microsoft-com:office:office" xmlns:oel="http://schemas.microsoft.com/office/2019/extlst" xmlns:r="http://schemas.openxmlformats.org/officeDocument/2006/relationships" xmlns:m="http://schemas.openxmlformats.org/officeDocument/2006/math" xmlns:v="urn:schemas-microsoft-com:vml" xmlns:wp14="http://schemas.microsoft.com/office/word/2010/wordprocessingDrawing" xmlns:wp="http://schemas.openxmlformats.org/drawingml/2006/wordprocessingDrawing" xmlns:w10="urn:schemas-microsoft-com:office:word" xmlns:w="http://schemas.openxmlformats.org/wordprocessingml/2006/main" xmlns:w14="http://schemas.microsoft.com/office/word/2010/wordml" xmlns:w15="http://schemas.microsoft.com/office/word/2012/wordml" xmlns:w16cex="http://schemas.microsoft.com/office/word/2018/wordml/cex" xmlns:w16cid="http://schemas.microsoft.com/office/word/2016/wordml/cid" xmlns:w16="http://schemas.microsoft.com/office/word/2018/wordml" xmlns:w16du="http://schemas.microsoft.com/office/word/2023/wordml/word16du" xmlns:w16sdtdh="http://schemas.microsoft.com/office/word/2020/wordml/sdtdatahash" xmlns:w16sdtfl="http://schemas.microsoft.com/office/word/2024/wordml/sdtformatlock" xmlns:w16se="http://schemas.microsoft.com/office/word/2015/wordml/symex" xmlns:wpg="http://schemas.microsoft.com/office/word/2010/wordprocessingGroup" xmlns:wpi="http://schemas.microsoft.com/office/word/2010/wordprocessingInk" xmlns:wne="http://schemas.microsoft.com/office/word/2006/wordml" xmlns:wps="http://schemas.microsoft.com/office/word/2010/wordprocessingShape" mc:Ignorable="w14 w15 w16se w16cid w16 w16cex w16sdtdh w16sdtfl w16du wp14">
+<w15:commentsEx xmlns:wpc="http://schemas.microsoft.com/office/word/2010/wordprocessingCanvas" xmlns:cx="http://schemas.microsoft.com/office/drawing/2014/chartex" xmlns:cx1="http://schemas.microsoft.com/office/drawing/2015/9/8/chartex" xmlns:mc="http://schemas.openxmlformats.org/markup-compatibility/2006" xmlns:o="urn:schemas-microsoft-com:office:office" xmlns:r="http://schemas.openxmlformats.org/officeDocument/2006/relationships" xmlns:m="http://schemas.openxmlformats.org/officeDocument/2006/math" xmlns:v="urn:schemas-microsoft-com:vml" xmlns:wp14="http://schemas.microsoft.com/office/word/2010/wordprocessingDrawing" xmlns:wp="http://schemas.openxmlformats.org/drawingml/2006/wordprocessingDrawing" xmlns:w10="urn:schemas-microsoft-com:office:word" xmlns:w="http://schemas.openxmlformats.org/wordprocessingml/2006/main" xmlns:w14="http://schemas.microsoft.com/office/word/2010/wordml" xmlns:w15="http://schemas.microsoft.com/office/word/2012/wordml" xmlns:w16se="http://schemas.microsoft.com/office/word/2015/wordml/symex" xmlns:wpg="http://schemas.microsoft.com/office/word/2010/wordprocessingGroup" xmlns:wpi="http://schemas.microsoft.com/office/word/2010/wordprocessingInk" xmlns:wne="http://schemas.microsoft.com/office/word/2006/wordml" xmlns:wps="http://schemas.microsoft.com/office/word/2010/wordprocessingShape" mc:Ignorable="w14 w15 w16se wp14">
   <w15:commentEx w15:paraId="5B68A305" w15:done="0"/>
 </w15:commentsEx>
 </file>
@@ -4041,7 +4025,7 @@
 </file>
 
 <file path=word/endnotes.xml><?xml version="1.0" encoding="utf-8"?>
-<w:endnotes xmlns:wpc="http://schemas.microsoft.com/office/word/2010/wordprocessingCanvas" xmlns:cx="http://schemas.microsoft.com/office/drawing/2014/chartex" xmlns:cx1="http://schemas.microsoft.com/office/drawing/2015/9/8/chartex" xmlns:cx2="http://schemas.microsoft.com/office/drawing/2015/10/21/chartex" xmlns:cx3="http://schemas.microsoft.com/office/drawing/2016/5/9/chartex" xmlns:cx4="http://schemas.microsoft.com/office/drawing/2016/5/10/chartex" xmlns:cx5="http://schemas.microsoft.com/office/drawing/2016/5/11/chartex" xmlns:cx6="http://schemas.microsoft.com/office/drawing/2016/5/12/chartex" xmlns:cx7="http://schemas.microsoft.com/office/drawing/2016/5/13/chartex" xmlns:cx8="http://schemas.microsoft.com/office/drawing/2016/5/14/chartex" xmlns:mc="http://schemas.openxmlformats.org/markup-compatibility/2006" xmlns:aink="http://schemas.microsoft.com/office/drawing/2016/ink" xmlns:am3d="http://schemas.microsoft.com/office/drawing/2017/model3d" xmlns:o="urn:schemas-microsoft-com:office:office" xmlns:oel="http://schemas.microsoft.com/office/2019/extlst" xmlns:r="http://schemas.openxmlformats.org/officeDocument/2006/relationships" xmlns:m="http://schemas.openxmlformats.org/officeDocument/2006/math" xmlns:v="urn:schemas-microsoft-com:vml" xmlns:wp14="http://schemas.microsoft.com/office/word/2010/wordprocessingDrawing" xmlns:wp="http://schemas.openxmlformats.org/drawingml/2006/wordprocessingDrawing" xmlns:w10="urn:schemas-microsoft-com:office:word" xmlns:w="http://schemas.openxmlformats.org/wordprocessingml/2006/main" xmlns:w14="http://schemas.microsoft.com/office/word/2010/wordml" xmlns:w15="http://schemas.microsoft.com/office/word/2012/wordml" xmlns:w16cex="http://schemas.microsoft.com/office/word/2018/wordml/cex" xmlns:w16cid="http://schemas.microsoft.com/office/word/2016/wordml/cid" xmlns:w16="http://schemas.microsoft.com/office/word/2018/wordml" xmlns:w16du="http://schemas.microsoft.com/office/word/2023/wordml/word16du" xmlns:w16sdtdh="http://schemas.microsoft.com/office/word/2020/wordml/sdtdatahash" xmlns:w16sdtfl="http://schemas.microsoft.com/office/word/2024/wordml/sdtformatlock" xmlns:w16se="http://schemas.microsoft.com/office/word/2015/wordml/symex" xmlns:wpg="http://schemas.microsoft.com/office/word/2010/wordprocessingGroup" xmlns:wpi="http://schemas.microsoft.com/office/word/2010/wordprocessingInk" xmlns:wne="http://schemas.microsoft.com/office/word/2006/wordml" xmlns:wps="http://schemas.microsoft.com/office/word/2010/wordprocessingShape" mc:Ignorable="w14 w15 w16se w16cid w16 w16cex w16sdtdh w16sdtfl w16du wp14">
+<w:endnotes xmlns:wpc="http://schemas.microsoft.com/office/word/2010/wordprocessingCanvas" xmlns:cx="http://schemas.microsoft.com/office/drawing/2014/chartex" xmlns:cx1="http://schemas.microsoft.com/office/drawing/2015/9/8/chartex" xmlns:mc="http://schemas.openxmlformats.org/markup-compatibility/2006" xmlns:o="urn:schemas-microsoft-com:office:office" xmlns:r="http://schemas.openxmlformats.org/officeDocument/2006/relationships" xmlns:m="http://schemas.openxmlformats.org/officeDocument/2006/math" xmlns:v="urn:schemas-microsoft-com:vml" xmlns:wp14="http://schemas.microsoft.com/office/word/2010/wordprocessingDrawing" xmlns:wp="http://schemas.openxmlformats.org/drawingml/2006/wordprocessingDrawing" xmlns:w10="urn:schemas-microsoft-com:office:word" xmlns:w="http://schemas.openxmlformats.org/wordprocessingml/2006/main" xmlns:w14="http://schemas.microsoft.com/office/word/2010/wordml" xmlns:w15="http://schemas.microsoft.com/office/word/2012/wordml" xmlns:w16se="http://schemas.microsoft.com/office/word/2015/wordml/symex" xmlns:wpg="http://schemas.microsoft.com/office/word/2010/wordprocessingGroup" xmlns:wpi="http://schemas.microsoft.com/office/word/2010/wordprocessingInk" xmlns:wne="http://schemas.microsoft.com/office/word/2006/wordml" xmlns:wps="http://schemas.microsoft.com/office/word/2010/wordprocessingShape" mc:Ignorable="w14 w15 w16se wp14">
   <w:endnote w:type="separator" w:id="-1">
     <w:p>
       <w:pPr>
@@ -4066,7 +4050,7 @@
 </file>
 
 <file path=word/footer1.xml><?xml version="1.0" encoding="utf-8"?>
-<w:ftr xmlns:wpc="http://schemas.microsoft.com/office/word/2010/wordprocessingCanvas" xmlns:cx="http://schemas.microsoft.com/office/drawing/2014/chartex" xmlns:cx1="http://schemas.microsoft.com/office/drawing/2015/9/8/chartex" xmlns:cx2="http://schemas.microsoft.com/office/drawing/2015/10/21/chartex" xmlns:cx3="http://schemas.microsoft.com/office/drawing/2016/5/9/chartex" xmlns:cx4="http://schemas.microsoft.com/office/drawing/2016/5/10/chartex" xmlns:cx5="http://schemas.microsoft.com/office/drawing/2016/5/11/chartex" xmlns:cx6="http://schemas.microsoft.com/office/drawing/2016/5/12/chartex" xmlns:cx7="http://schemas.microsoft.com/office/drawing/2016/5/13/chartex" xmlns:cx8="http://schemas.microsoft.com/office/drawing/2016/5/14/chartex" xmlns:mc="http://schemas.openxmlformats.org/markup-compatibility/2006" xmlns:aink="http://schemas.microsoft.com/office/drawing/2016/ink" xmlns:am3d="http://schemas.microsoft.com/office/drawing/2017/model3d" xmlns:o="urn:schemas-microsoft-com:office:office" xmlns:oel="http://schemas.microsoft.com/office/2019/extlst" xmlns:r="http://schemas.openxmlformats.org/officeDocument/2006/relationships" xmlns:m="http://schemas.openxmlformats.org/officeDocument/2006/math" xmlns:v="urn:schemas-microsoft-com:vml" xmlns:wp14="http://schemas.microsoft.com/office/word/2010/wordprocessingDrawing" xmlns:wp="http://schemas.openxmlformats.org/drawingml/2006/wordprocessingDrawing" xmlns:w10="urn:schemas-microsoft-com:office:word" xmlns:w="http://schemas.openxmlformats.org/wordprocessingml/2006/main" xmlns:w14="http://schemas.microsoft.com/office/word/2010/wordml" xmlns:w15="http://schemas.microsoft.com/office/word/2012/wordml" xmlns:w16cex="http://schemas.microsoft.com/office/word/2018/wordml/cex" xmlns:w16cid="http://schemas.microsoft.com/office/word/2016/wordml/cid" xmlns:w16="http://schemas.microsoft.com/office/word/2018/wordml" xmlns:w16du="http://schemas.microsoft.com/office/word/2023/wordml/word16du" xmlns:w16sdtdh="http://schemas.microsoft.com/office/word/2020/wordml/sdtdatahash" xmlns:w16sdtfl="http://schemas.microsoft.com/office/word/2024/wordml/sdtformatlock" xmlns:w16se="http://schemas.microsoft.com/office/word/2015/wordml/symex" xmlns:wpg="http://schemas.microsoft.com/office/word/2010/wordprocessingGroup" xmlns:wpi="http://schemas.microsoft.com/office/word/2010/wordprocessingInk" xmlns:wne="http://schemas.microsoft.com/office/word/2006/wordml" xmlns:wps="http://schemas.microsoft.com/office/word/2010/wordprocessingShape" mc:Ignorable="w14 w15 w16se w16cid w16 w16cex w16sdtdh w16sdtfl w16du wp14">
+<w:ftr xmlns:wpc="http://schemas.microsoft.com/office/word/2010/wordprocessingCanvas" xmlns:cx="http://schemas.microsoft.com/office/drawing/2014/chartex" xmlns:cx1="http://schemas.microsoft.com/office/drawing/2015/9/8/chartex" xmlns:mc="http://schemas.openxmlformats.org/markup-compatibility/2006" xmlns:o="urn:schemas-microsoft-com:office:office" xmlns:r="http://schemas.openxmlformats.org/officeDocument/2006/relationships" xmlns:m="http://schemas.openxmlformats.org/officeDocument/2006/math" xmlns:v="urn:schemas-microsoft-com:vml" xmlns:wp14="http://schemas.microsoft.com/office/word/2010/wordprocessingDrawing" xmlns:wp="http://schemas.openxmlformats.org/drawingml/2006/wordprocessingDrawing" xmlns:w10="urn:schemas-microsoft-com:office:word" xmlns:w="http://schemas.openxmlformats.org/wordprocessingml/2006/main" xmlns:w14="http://schemas.microsoft.com/office/word/2010/wordml" xmlns:w15="http://schemas.microsoft.com/office/word/2012/wordml" xmlns:w16se="http://schemas.microsoft.com/office/word/2015/wordml/symex" xmlns:wpg="http://schemas.microsoft.com/office/word/2010/wordprocessingGroup" xmlns:wpi="http://schemas.microsoft.com/office/word/2010/wordprocessingInk" xmlns:wne="http://schemas.microsoft.com/office/word/2006/wordml" xmlns:wps="http://schemas.microsoft.com/office/word/2010/wordprocessingShape" mc:Ignorable="w14 w15 w16se wp14">
   <w:sdt>
     <w:sdtPr>
       <w:id w:val="-136725507"/>
@@ -4075,6 +4059,7 @@
         <w:docPartUnique/>
       </w:docPartObj>
     </w:sdtPr>
+    <w:sdtEndPr/>
     <w:sdtContent>
       <w:p>
         <w:pPr>
@@ -4095,7 +4080,7 @@
             <w:noProof/>
             <w:lang w:val="es-ES"/>
           </w:rPr>
-          <w:t>4</w:t>
+          <w:t>1</w:t>
         </w:r>
         <w:r>
           <w:fldChar w:fldCharType="end"/>
@@ -4112,7 +4097,7 @@
 </file>
 
 <file path=word/footnotes.xml><?xml version="1.0" encoding="utf-8"?>
-<w:footnotes xmlns:wpc="http://schemas.microsoft.com/office/word/2010/wordprocessingCanvas" xmlns:cx="http://schemas.microsoft.com/office/drawing/2014/chartex" xmlns:cx1="http://schemas.microsoft.com/office/drawing/2015/9/8/chartex" xmlns:cx2="http://schemas.microsoft.com/office/drawing/2015/10/21/chartex" xmlns:cx3="http://schemas.microsoft.com/office/drawing/2016/5/9/chartex" xmlns:cx4="http://schemas.microsoft.com/office/drawing/2016/5/10/chartex" xmlns:cx5="http://schemas.microsoft.com/office/drawing/2016/5/11/chartex" xmlns:cx6="http://schemas.microsoft.com/office/drawing/2016/5/12/chartex" xmlns:cx7="http://schemas.microsoft.com/office/drawing/2016/5/13/chartex" xmlns:cx8="http://schemas.microsoft.com/office/drawing/2016/5/14/chartex" xmlns:mc="http://schemas.openxmlformats.org/markup-compatibility/2006" xmlns:aink="http://schemas.microsoft.com/office/drawing/2016/ink" xmlns:am3d="http://schemas.microsoft.com/office/drawing/2017/model3d" xmlns:o="urn:schemas-microsoft-com:office:office" xmlns:oel="http://schemas.microsoft.com/office/2019/extlst" xmlns:r="http://schemas.openxmlformats.org/officeDocument/2006/relationships" xmlns:m="http://schemas.openxmlformats.org/officeDocument/2006/math" xmlns:v="urn:schemas-microsoft-com:vml" xmlns:wp14="http://schemas.microsoft.com/office/word/2010/wordprocessingDrawing" xmlns:wp="http://schemas.openxmlformats.org/drawingml/2006/wordprocessingDrawing" xmlns:w10="urn:schemas-microsoft-com:office:word" xmlns:w="http://schemas.openxmlformats.org/wordprocessingml/2006/main" xmlns:w14="http://schemas.microsoft.com/office/word/2010/wordml" xmlns:w15="http://schemas.microsoft.com/office/word/2012/wordml" xmlns:w16cex="http://schemas.microsoft.com/office/word/2018/wordml/cex" xmlns:w16cid="http://schemas.microsoft.com/office/word/2016/wordml/cid" xmlns:w16="http://schemas.microsoft.com/office/word/2018/wordml" xmlns:w16du="http://schemas.microsoft.com/office/word/2023/wordml/word16du" xmlns:w16sdtdh="http://schemas.microsoft.com/office/word/2020/wordml/sdtdatahash" xmlns:w16sdtfl="http://schemas.microsoft.com/office/word/2024/wordml/sdtformatlock" xmlns:w16se="http://schemas.microsoft.com/office/word/2015/wordml/symex" xmlns:wpg="http://schemas.microsoft.com/office/word/2010/wordprocessingGroup" xmlns:wpi="http://schemas.microsoft.com/office/word/2010/wordprocessingInk" xmlns:wne="http://schemas.microsoft.com/office/word/2006/wordml" xmlns:wps="http://schemas.microsoft.com/office/word/2010/wordprocessingShape" mc:Ignorable="w14 w15 w16se w16cid w16 w16cex w16sdtdh w16sdtfl w16du wp14">
+<w:footnotes xmlns:wpc="http://schemas.microsoft.com/office/word/2010/wordprocessingCanvas" xmlns:cx="http://schemas.microsoft.com/office/drawing/2014/chartex" xmlns:cx1="http://schemas.microsoft.com/office/drawing/2015/9/8/chartex" xmlns:mc="http://schemas.openxmlformats.org/markup-compatibility/2006" xmlns:o="urn:schemas-microsoft-com:office:office" xmlns:r="http://schemas.openxmlformats.org/officeDocument/2006/relationships" xmlns:m="http://schemas.openxmlformats.org/officeDocument/2006/math" xmlns:v="urn:schemas-microsoft-com:vml" xmlns:wp14="http://schemas.microsoft.com/office/word/2010/wordprocessingDrawing" xmlns:wp="http://schemas.openxmlformats.org/drawingml/2006/wordprocessingDrawing" xmlns:w10="urn:schemas-microsoft-com:office:word" xmlns:w="http://schemas.openxmlformats.org/wordprocessingml/2006/main" xmlns:w14="http://schemas.microsoft.com/office/word/2010/wordml" xmlns:w15="http://schemas.microsoft.com/office/word/2012/wordml" xmlns:w16se="http://schemas.microsoft.com/office/word/2015/wordml/symex" xmlns:wpg="http://schemas.microsoft.com/office/word/2010/wordprocessingGroup" xmlns:wpi="http://schemas.microsoft.com/office/word/2010/wordprocessingInk" xmlns:wne="http://schemas.microsoft.com/office/word/2006/wordml" xmlns:wps="http://schemas.microsoft.com/office/word/2010/wordprocessingShape" mc:Ignorable="w14 w15 w16se wp14">
   <w:footnote w:type="separator" w:id="-1">
     <w:p>
       <w:pPr>
@@ -4137,7 +4122,7 @@
 </file>
 
 <file path=word/numbering.xml><?xml version="1.0" encoding="utf-8"?>
-<w:numbering xmlns:wpc="http://schemas.microsoft.com/office/word/2010/wordprocessingCanvas" xmlns:cx="http://schemas.microsoft.com/office/drawing/2014/chartex" xmlns:cx1="http://schemas.microsoft.com/office/drawing/2015/9/8/chartex" xmlns:cx2="http://schemas.microsoft.com/office/drawing/2015/10/21/chartex" xmlns:cx3="http://schemas.microsoft.com/office/drawing/2016/5/9/chartex" xmlns:cx4="http://schemas.microsoft.com/office/drawing/2016/5/10/chartex" xmlns:cx5="http://schemas.microsoft.com/office/drawing/2016/5/11/chartex" xmlns:cx6="http://schemas.microsoft.com/office/drawing/2016/5/12/chartex" xmlns:cx7="http://schemas.microsoft.com/office/drawing/2016/5/13/chartex" xmlns:cx8="http://schemas.microsoft.com/office/drawing/2016/5/14/chartex" xmlns:mc="http://schemas.openxmlformats.org/markup-compatibility/2006" xmlns:aink="http://schemas.microsoft.com/office/drawing/2016/ink" xmlns:am3d="http://schemas.microsoft.com/office/drawing/2017/model3d" xmlns:o="urn:schemas-microsoft-com:office:office" xmlns:oel="http://schemas.microsoft.com/office/2019/extlst" xmlns:r="http://schemas.openxmlformats.org/officeDocument/2006/relationships" xmlns:m="http://schemas.openxmlformats.org/officeDocument/2006/math" xmlns:v="urn:schemas-microsoft-com:vml" xmlns:wp14="http://schemas.microsoft.com/office/word/2010/wordprocessingDrawing" xmlns:wp="http://schemas.openxmlformats.org/drawingml/2006/wordprocessingDrawing" xmlns:w10="urn:schemas-microsoft-com:office:word" xmlns:w="http://schemas.openxmlformats.org/wordprocessingml/2006/main" xmlns:w14="http://schemas.microsoft.com/office/word/2010/wordml" xmlns:w15="http://schemas.microsoft.com/office/word/2012/wordml" xmlns:w16cex="http://schemas.microsoft.com/office/word/2018/wordml/cex" xmlns:w16cid="http://schemas.microsoft.com/office/word/2016/wordml/cid" xmlns:w16="http://schemas.microsoft.com/office/word/2018/wordml" xmlns:w16du="http://schemas.microsoft.com/office/word/2023/wordml/word16du" xmlns:w16sdtdh="http://schemas.microsoft.com/office/word/2020/wordml/sdtdatahash" xmlns:w16sdtfl="http://schemas.microsoft.com/office/word/2024/wordml/sdtformatlock" xmlns:w16se="http://schemas.microsoft.com/office/word/2015/wordml/symex" xmlns:wpg="http://schemas.microsoft.com/office/word/2010/wordprocessingGroup" xmlns:wpi="http://schemas.microsoft.com/office/word/2010/wordprocessingInk" xmlns:wne="http://schemas.microsoft.com/office/word/2006/wordml" xmlns:wps="http://schemas.microsoft.com/office/word/2010/wordprocessingShape" mc:Ignorable="w14 w15 w16se w16cid w16 w16cex w16sdtdh w16sdtfl w16du wp14">
+<w:numbering xmlns:wpc="http://schemas.microsoft.com/office/word/2010/wordprocessingCanvas" xmlns:cx="http://schemas.microsoft.com/office/drawing/2014/chartex" xmlns:cx1="http://schemas.microsoft.com/office/drawing/2015/9/8/chartex" xmlns:mc="http://schemas.openxmlformats.org/markup-compatibility/2006" xmlns:o="urn:schemas-microsoft-com:office:office" xmlns:r="http://schemas.openxmlformats.org/officeDocument/2006/relationships" xmlns:m="http://schemas.openxmlformats.org/officeDocument/2006/math" xmlns:v="urn:schemas-microsoft-com:vml" xmlns:wp14="http://schemas.microsoft.com/office/word/2010/wordprocessingDrawing" xmlns:wp="http://schemas.openxmlformats.org/drawingml/2006/wordprocessingDrawing" xmlns:w10="urn:schemas-microsoft-com:office:word" xmlns:w="http://schemas.openxmlformats.org/wordprocessingml/2006/main" xmlns:w14="http://schemas.microsoft.com/office/word/2010/wordml" xmlns:w15="http://schemas.microsoft.com/office/word/2012/wordml" xmlns:w16se="http://schemas.microsoft.com/office/word/2015/wordml/symex" xmlns:wpg="http://schemas.microsoft.com/office/word/2010/wordprocessingGroup" xmlns:wpi="http://schemas.microsoft.com/office/word/2010/wordprocessingInk" xmlns:wne="http://schemas.microsoft.com/office/word/2006/wordml" xmlns:wps="http://schemas.microsoft.com/office/word/2010/wordprocessingShape" mc:Ignorable="w14 w15 w16se wp14">
   <w:abstractNum w:abstractNumId="0" w15:restartNumberingAfterBreak="0">
     <w:nsid w:val="04BB30C8"/>
     <w:multiLevelType w:val="multilevel"/>
@@ -5920,7 +5905,7 @@
       </w:rPr>
     </w:lvl>
   </w:abstractNum>
-  <w:num w:numId="1" w16cid:durableId="1879463280">
+  <w:num w:numId="1">
     <w:abstractNumId w:val="11"/>
     <w:lvlOverride w:ilvl="0">
       <w:startOverride w:val="1"/>
@@ -5950,7 +5935,7 @@
       <w:startOverride w:val="1"/>
     </w:lvlOverride>
   </w:num>
-  <w:num w:numId="2" w16cid:durableId="1255169726">
+  <w:num w:numId="2">
     <w:abstractNumId w:val="18"/>
     <w:lvlOverride w:ilvl="0">
       <w:startOverride w:val="1"/>
@@ -5980,52 +5965,52 @@
       <w:startOverride w:val="1"/>
     </w:lvlOverride>
   </w:num>
-  <w:num w:numId="3" w16cid:durableId="512885381">
+  <w:num w:numId="3">
     <w:abstractNumId w:val="11"/>
   </w:num>
-  <w:num w:numId="4" w16cid:durableId="934751112">
+  <w:num w:numId="4">
     <w:abstractNumId w:val="2"/>
   </w:num>
-  <w:num w:numId="5" w16cid:durableId="1226914241">
+  <w:num w:numId="5">
     <w:abstractNumId w:val="0"/>
   </w:num>
-  <w:num w:numId="6" w16cid:durableId="1186021038">
+  <w:num w:numId="6">
     <w:abstractNumId w:val="8"/>
   </w:num>
-  <w:num w:numId="7" w16cid:durableId="2071951242">
+  <w:num w:numId="7">
     <w:abstractNumId w:val="5"/>
   </w:num>
-  <w:num w:numId="8" w16cid:durableId="1040128398">
+  <w:num w:numId="8">
     <w:abstractNumId w:val="8"/>
   </w:num>
-  <w:num w:numId="9" w16cid:durableId="2001347307">
+  <w:num w:numId="9">
     <w:abstractNumId w:val="6"/>
   </w:num>
-  <w:num w:numId="10" w16cid:durableId="56100182">
+  <w:num w:numId="10">
     <w:abstractNumId w:val="16"/>
   </w:num>
-  <w:num w:numId="11" w16cid:durableId="214317463">
+  <w:num w:numId="11">
     <w:abstractNumId w:val="9"/>
   </w:num>
-  <w:num w:numId="12" w16cid:durableId="1285383090">
+  <w:num w:numId="12">
     <w:abstractNumId w:val="14"/>
   </w:num>
-  <w:num w:numId="13" w16cid:durableId="269314429">
+  <w:num w:numId="13">
     <w:abstractNumId w:val="4"/>
   </w:num>
-  <w:num w:numId="14" w16cid:durableId="12806812">
+  <w:num w:numId="14">
     <w:abstractNumId w:val="15"/>
   </w:num>
-  <w:num w:numId="15" w16cid:durableId="1571503354">
+  <w:num w:numId="15">
     <w:abstractNumId w:val="1"/>
   </w:num>
-  <w:num w:numId="16" w16cid:durableId="760762250">
+  <w:num w:numId="16">
     <w:abstractNumId w:val="13"/>
   </w:num>
-  <w:num w:numId="17" w16cid:durableId="893731801">
+  <w:num w:numId="17">
     <w:abstractNumId w:val="17"/>
   </w:num>
-  <w:num w:numId="18" w16cid:durableId="450055463">
+  <w:num w:numId="18">
     <w:abstractNumId w:val="10"/>
     <w:lvlOverride w:ilvl="0">
       <w:startOverride w:val="1"/>
@@ -6055,7 +6040,7 @@
       <w:startOverride w:val="1"/>
     </w:lvlOverride>
   </w:num>
-  <w:num w:numId="19" w16cid:durableId="81800097">
+  <w:num w:numId="19">
     <w:abstractNumId w:val="12"/>
     <w:lvlOverride w:ilvl="0">
       <w:startOverride w:val="1"/>
@@ -6085,7 +6070,7 @@
       <w:startOverride w:val="1"/>
     </w:lvlOverride>
   </w:num>
-  <w:num w:numId="20" w16cid:durableId="469634975">
+  <w:num w:numId="20">
     <w:abstractNumId w:val="7"/>
     <w:lvlOverride w:ilvl="0">
       <w:startOverride w:val="1"/>
@@ -6115,7 +6100,7 @@
       <w:startOverride w:val="1"/>
     </w:lvlOverride>
   </w:num>
-  <w:num w:numId="21" w16cid:durableId="142359974">
+  <w:num w:numId="21">
     <w:abstractNumId w:val="3"/>
     <w:lvlOverride w:ilvl="0">
       <w:startOverride w:val="1"/>
@@ -6145,14 +6130,14 @@
       <w:startOverride w:val="1"/>
     </w:lvlOverride>
   </w:num>
-  <w:num w:numId="22" w16cid:durableId="436606515">
+  <w:num w:numId="22">
     <w:abstractNumId w:val="7"/>
   </w:num>
 </w:numbering>
 </file>
 
 <file path=word/styles.xml><?xml version="1.0" encoding="utf-8"?>
-<w:styles xmlns:mc="http://schemas.openxmlformats.org/markup-compatibility/2006" xmlns:r="http://schemas.openxmlformats.org/officeDocument/2006/relationships" xmlns:w="http://schemas.openxmlformats.org/wordprocessingml/2006/main" xmlns:w14="http://schemas.microsoft.com/office/word/2010/wordml" xmlns:w15="http://schemas.microsoft.com/office/word/2012/wordml" xmlns:w16cex="http://schemas.microsoft.com/office/word/2018/wordml/cex" xmlns:w16cid="http://schemas.microsoft.com/office/word/2016/wordml/cid" xmlns:w16="http://schemas.microsoft.com/office/word/2018/wordml" xmlns:w16du="http://schemas.microsoft.com/office/word/2023/wordml/word16du" xmlns:w16sdtdh="http://schemas.microsoft.com/office/word/2020/wordml/sdtdatahash" xmlns:w16sdtfl="http://schemas.microsoft.com/office/word/2024/wordml/sdtformatlock" xmlns:w16se="http://schemas.microsoft.com/office/word/2015/wordml/symex" mc:Ignorable="w14 w15 w16se w16cid w16 w16cex w16sdtdh w16sdtfl w16du">
+<w:styles xmlns:mc="http://schemas.openxmlformats.org/markup-compatibility/2006" xmlns:r="http://schemas.openxmlformats.org/officeDocument/2006/relationships" xmlns:w="http://schemas.openxmlformats.org/wordprocessingml/2006/main" xmlns:w14="http://schemas.microsoft.com/office/word/2010/wordml" xmlns:w15="http://schemas.microsoft.com/office/word/2012/wordml" xmlns:w16se="http://schemas.microsoft.com/office/word/2015/wordml/symex" mc:Ignorable="w14 w15 w16se">
   <w:docDefaults>
     <w:rPrDefault>
       <w:rPr>
@@ -6168,7 +6153,7 @@
       </w:pPr>
     </w:pPrDefault>
   </w:docDefaults>
-  <w:latentStyles w:defLockedState="0" w:defUIPriority="99" w:defSemiHidden="0" w:defUnhideWhenUsed="0" w:defQFormat="0" w:count="376">
+  <w:latentStyles w:defLockedState="0" w:defUIPriority="99" w:defSemiHidden="0" w:defUnhideWhenUsed="0" w:defQFormat="0" w:count="371">
     <w:lsdException w:name="Normal" w:uiPriority="0" w:qFormat="1"/>
     <w:lsdException w:name="heading 1" w:uiPriority="9" w:qFormat="1"/>
     <w:lsdException w:name="heading 2" w:semiHidden="1" w:uiPriority="9" w:unhideWhenUsed="1" w:qFormat="1"/>
@@ -6540,11 +6525,6 @@
     <w:lsdException w:name="List Table 5 Dark Accent 6" w:uiPriority="50"/>
     <w:lsdException w:name="List Table 6 Colorful Accent 6" w:uiPriority="51"/>
     <w:lsdException w:name="List Table 7 Colorful Accent 6" w:uiPriority="52"/>
-    <w:lsdException w:name="Mention" w:semiHidden="1" w:unhideWhenUsed="1"/>
-    <w:lsdException w:name="Smart Hyperlink" w:semiHidden="1" w:unhideWhenUsed="1"/>
-    <w:lsdException w:name="Hashtag" w:semiHidden="1" w:unhideWhenUsed="1"/>
-    <w:lsdException w:name="Unresolved Mention" w:semiHidden="1" w:unhideWhenUsed="1"/>
-    <w:lsdException w:name="Smart Link" w:semiHidden="1" w:unhideWhenUsed="1"/>
   </w:latentStyles>
   <w:style w:type="paragraph" w:default="1" w:styleId="Normal">
     <w:name w:val="Normal"/>
@@ -7137,6 +7117,33 @@
 </file>
 
 <file path=customXml/item1.xml><?xml version="1.0" encoding="utf-8"?>
+<p:properties xmlns:p="http://schemas.microsoft.com/office/2006/metadata/properties" xmlns:xsi="http://www.w3.org/2001/XMLSchema-instance" xmlns:pc="http://schemas.microsoft.com/office/infopath/2007/PartnerControls">
+  <documentManagement>
+    <Cod_x002e_Cliente xmlns="5b6b5241-50d0-4c02-a7f7-d0753a909d53">0</Cod_x002e_Cliente>
+    <Numerodecausa_x002f_exp_x002e_ xmlns="5b6b5241-50d0-4c02-a7f7-d0753a909d53" xsi:nil="true"/>
+    <Abogadoacargo xmlns="5b6b5241-50d0-4c02-a7f7-d0753a909d53" xsi:nil="true"/>
+    <Socioacargo xmlns="5b6b5241-50d0-4c02-a7f7-d0753a909d53" xsi:nil="true"/>
+    <GrupoEcon_x00f3_mico xmlns="5b6b5241-50d0-4c02-a7f7-d0753a909d53" xsi:nil="true"/>
+    <lcf76f155ced4ddcb4097134ff3c332f xmlns="5b6b5241-50d0-4c02-a7f7-d0753a909d53">
+      <Terms xmlns="http://schemas.microsoft.com/office/infopath/2007/PartnerControls"/>
+    </lcf76f155ced4ddcb4097134ff3c332f>
+    <TaxCatchAll xmlns="dfde030a-8e9a-4d5e-8288-d63a4d23310e" xsi:nil="true"/>
+    <NombreBusqueda xmlns="5b6b5241-50d0-4c02-a7f7-d0753a909d53" xsi:nil="true"/>
+    <Inicialll xmlns="5b6b5241-50d0-4c02-a7f7-d0753a909d53" xsi:nil="true"/>
+  </documentManagement>
+</p:properties>
+</file>
+
+<file path=customXml/item2.xml><?xml version="1.0" encoding="utf-8"?>
+<?mso-contentType ?>
+<FormTemplates xmlns="http://schemas.microsoft.com/sharepoint/v3/contenttype/forms">
+  <Display>DocumentLibraryForm</Display>
+  <Edit>DocumentLibraryForm</Edit>
+  <New>DocumentLibraryForm</New>
+</FormTemplates>
+</file>
+
+<file path=customXml/item3.xml><?xml version="1.0" encoding="utf-8"?>
 <ct:contentTypeSchema xmlns:ct="http://schemas.microsoft.com/office/2006/metadata/contentType" xmlns:ma="http://schemas.microsoft.com/office/2006/metadata/properties/metaAttributes" ct:_="" ma:_="" ma:contentTypeName="Documento" ma:contentTypeID="0x01010013E84D20559E9C46A1AE57EE10AE055A" ma:contentTypeVersion="22" ma:contentTypeDescription="Crear nuevo documento." ma:contentTypeScope="" ma:versionID="1e7a55a61121defcce1c74f98494ab69">
   <xsd:schema xmlns:xsd="http://www.w3.org/2001/XMLSchema" xmlns:xs="http://www.w3.org/2001/XMLSchema" xmlns:p="http://schemas.microsoft.com/office/2006/metadata/properties" xmlns:ns2="5b6b5241-50d0-4c02-a7f7-d0753a909d53" xmlns:ns3="dfde030a-8e9a-4d5e-8288-d63a4d23310e" targetNamespace="http://schemas.microsoft.com/office/2006/metadata/properties" ma:root="true" ma:fieldsID="1f6af528fd04dfd0dd3ffdf4b0696a27" ns2:_="" ns3:_="">
     <xsd:import namespace="5b6b5241-50d0-4c02-a7f7-d0753a909d53"/>
@@ -7407,34 +7414,26 @@
 </ct:contentTypeSchema>
 </file>
 
-<file path=customXml/item2.xml><?xml version="1.0" encoding="utf-8"?>
-<?mso-contentType ?>
-<FormTemplates xmlns="http://schemas.microsoft.com/sharepoint/v3/contenttype/forms">
-  <Display>DocumentLibraryForm</Display>
-  <Edit>DocumentLibraryForm</Edit>
-  <New>DocumentLibraryForm</New>
-</FormTemplates>
+<file path=customXml/itemProps1.xml><?xml version="1.0" encoding="utf-8"?>
+<ds:datastoreItem xmlns:ds="http://schemas.openxmlformats.org/officeDocument/2006/customXml" ds:itemID="{71FC9243-7EE6-419E-90EA-A1E9B09807D8}">
+  <ds:schemaRefs>
+    <ds:schemaRef ds:uri="http://schemas.microsoft.com/office/2006/metadata/properties"/>
+    <ds:schemaRef ds:uri="http://schemas.microsoft.com/office/infopath/2007/PartnerControls"/>
+    <ds:schemaRef ds:uri="5b6b5241-50d0-4c02-a7f7-d0753a909d53"/>
+    <ds:schemaRef ds:uri="dfde030a-8e9a-4d5e-8288-d63a4d23310e"/>
+  </ds:schemaRefs>
+</ds:datastoreItem>
 </file>
 
-<file path=customXml/item3.xml><?xml version="1.0" encoding="utf-8"?>
-<p:properties xmlns:p="http://schemas.microsoft.com/office/2006/metadata/properties" xmlns:xsi="http://www.w3.org/2001/XMLSchema-instance" xmlns:pc="http://schemas.microsoft.com/office/infopath/2007/PartnerControls">
-  <documentManagement>
-    <Cod_x002e_Cliente xmlns="5b6b5241-50d0-4c02-a7f7-d0753a909d53">0</Cod_x002e_Cliente>
-    <Numerodecausa_x002f_exp_x002e_ xmlns="5b6b5241-50d0-4c02-a7f7-d0753a909d53" xsi:nil="true"/>
-    <Abogadoacargo xmlns="5b6b5241-50d0-4c02-a7f7-d0753a909d53" xsi:nil="true"/>
-    <Socioacargo xmlns="5b6b5241-50d0-4c02-a7f7-d0753a909d53" xsi:nil="true"/>
-    <GrupoEcon_x00f3_mico xmlns="5b6b5241-50d0-4c02-a7f7-d0753a909d53" xsi:nil="true"/>
-    <lcf76f155ced4ddcb4097134ff3c332f xmlns="5b6b5241-50d0-4c02-a7f7-d0753a909d53">
-      <Terms xmlns="http://schemas.microsoft.com/office/infopath/2007/PartnerControls"/>
-    </lcf76f155ced4ddcb4097134ff3c332f>
-    <TaxCatchAll xmlns="dfde030a-8e9a-4d5e-8288-d63a4d23310e" xsi:nil="true"/>
-    <NombreBusqueda xmlns="5b6b5241-50d0-4c02-a7f7-d0753a909d53" xsi:nil="true"/>
-    <Inicialll xmlns="5b6b5241-50d0-4c02-a7f7-d0753a909d53" xsi:nil="true"/>
-  </documentManagement>
-</p:properties>
+<file path=customXml/itemProps2.xml><?xml version="1.0" encoding="utf-8"?>
+<ds:datastoreItem xmlns:ds="http://schemas.openxmlformats.org/officeDocument/2006/customXml" ds:itemID="{AD3A6805-4D3D-45D9-89E8-C8B949F26DD3}">
+  <ds:schemaRefs>
+    <ds:schemaRef ds:uri="http://schemas.microsoft.com/sharepoint/v3/contenttype/forms"/>
+  </ds:schemaRefs>
+</ds:datastoreItem>
 </file>
 
-<file path=customXml/itemProps1.xml><?xml version="1.0" encoding="utf-8"?>
+<file path=customXml/itemProps3.xml><?xml version="1.0" encoding="utf-8"?>
 <ds:datastoreItem xmlns:ds="http://schemas.openxmlformats.org/officeDocument/2006/customXml" ds:itemID="{C03D4B63-E1BC-478D-809D-7FA80D8C334E}">
   <ds:schemaRefs>
     <ds:schemaRef ds:uri="http://schemas.microsoft.com/office/2006/metadata/contentType"/>
@@ -7451,23 +7450,4 @@
     <ds:schemaRef ds:uri="http://schemas.microsoft.com/internal/obd"/>
   </ds:schemaRefs>
 </ds:datastoreItem>
-</file>
-
-<file path=customXml/itemProps2.xml><?xml version="1.0" encoding="utf-8"?>
-<ds:datastoreItem xmlns:ds="http://schemas.openxmlformats.org/officeDocument/2006/customXml" ds:itemID="{AD3A6805-4D3D-45D9-89E8-C8B949F26DD3}">
-  <ds:schemaRefs>
-    <ds:schemaRef ds:uri="http://schemas.microsoft.com/sharepoint/v3/contenttype/forms"/>
-  </ds:schemaRefs>
-</ds:datastoreItem>
-</file>
-
-<file path=customXml/itemProps3.xml><?xml version="1.0" encoding="utf-8"?>
-<ds:datastoreItem xmlns:ds="http://schemas.openxmlformats.org/officeDocument/2006/customXml" ds:itemID="{71FC9243-7EE6-419E-90EA-A1E9B09807D8}">
-  <ds:schemaRefs>
-    <ds:schemaRef ds:uri="http://schemas.microsoft.com/office/2006/metadata/properties"/>
-    <ds:schemaRef ds:uri="http://schemas.microsoft.com/office/infopath/2007/PartnerControls"/>
-    <ds:schemaRef ds:uri="5b6b5241-50d0-4c02-a7f7-d0753a909d53"/>
-    <ds:schemaRef ds:uri="dfde030a-8e9a-4d5e-8288-d63a4d23310e"/>
-  </ds:schemaRefs>
-</ds:datastoreItem>
 </file>